--- a/tests/testdata/excel/Word/高度.docx
+++ b/tests/testdata/excel/Word/高度.docx
@@ -6,7 +6,7 @@
       <w:pPr>
         <w:pStyle w:val="1"/>
       </w:pPr>
-      <w:bookmarkStart w:id="0" w:name="_Toc240782170"/>
+      <w:bookmarkStart w:id="0" w:name="_Toc240789064"/>
       <w:r>
         <w:t>TC27-01 目次</w:t>
       </w:r>
@@ -53,7 +53,7 @@
         <w:rPr>
           <w:noProof/>
         </w:rPr>
-        <w:instrText xml:space="preserve"> PAGEREF _Toc240782170 \h </w:instrText>
+        <w:instrText xml:space="preserve"> PAGEREF _Toc240789064 \h </w:instrText>
       </w:r>
       <w:r>
         <w:rPr>
@@ -111,7 +111,7 @@
         <w:rPr>
           <w:noProof/>
         </w:rPr>
-        <w:instrText xml:space="preserve"> PAGEREF _Toc240782171 \h </w:instrText>
+        <w:instrText xml:space="preserve"> PAGEREF _Toc240789065 \h </w:instrText>
       </w:r>
       <w:r>
         <w:rPr>
@@ -169,7 +169,7 @@
         <w:rPr>
           <w:noProof/>
         </w:rPr>
-        <w:instrText xml:space="preserve"> PAGEREF _Toc240782172 \h </w:instrText>
+        <w:instrText xml:space="preserve"> PAGEREF _Toc240789066 \h </w:instrText>
       </w:r>
       <w:r>
         <w:rPr>
@@ -227,7 +227,7 @@
         <w:rPr>
           <w:noProof/>
         </w:rPr>
-        <w:instrText xml:space="preserve"> PAGEREF _Toc240782173 \h </w:instrText>
+        <w:instrText xml:space="preserve"> PAGEREF _Toc240789067 \h </w:instrText>
       </w:r>
       <w:r>
         <w:rPr>
@@ -262,7 +262,7 @@
       <w:pPr>
         <w:pStyle w:val="1"/>
       </w:pPr>
-      <w:bookmarkStart w:id="1" w:name="_Toc240782171"/>
+      <w:bookmarkStart w:id="1" w:name="_Toc240789065"/>
       <w:r>
         <w:t>TC27-02 第1章</w:t>
       </w:r>
@@ -279,7 +279,7 @@
       <w:pPr>
         <w:pStyle w:val="2"/>
       </w:pPr>
-      <w:bookmarkStart w:id="3" w:name="_Toc240782172"/>
+      <w:bookmarkStart w:id="3" w:name="_Toc240789066"/>
       <w:r>
         <w:t>TC27-04 第1章の小見出し</w:t>
       </w:r>
@@ -340,16 +340,16 @@
           <w:noProof/>
         </w:rPr>
         <w:drawing>
-          <wp:inline distT="0" distB="0" distL="0" distR="0" wp14:anchorId="4775E3D3" wp14:editId="23382168">
+          <wp:inline distT="0" distB="0" distL="0" distR="0" wp14:anchorId="7B94A18D" wp14:editId="51AC425B">
             <wp:extent cx="3810532" cy="1143160"/>
             <wp:effectExtent l="0" t="0" r="0" b="0"/>
-            <wp:docPr id="401547415" name="図 1" descr="TC27 画像の代替テキスト"/>
+            <wp:docPr id="2137692232" name="図 1" descr="TC27 画像の代替テキスト"/>
             <wp:cNvGraphicFramePr/>
             <a:graphic xmlns:a="http://schemas.openxmlformats.org/drawingml/2006/main">
               <a:graphicData uri="http://schemas.openxmlformats.org/drawingml/2006/picture">
                 <pic:pic xmlns:pic="http://schemas.openxmlformats.org/drawingml/2006/picture">
                   <pic:nvPicPr>
-                    <pic:cNvPr id="401547415" name="図 1" descr="TC27 画像の代替テキスト"/>
+                    <pic:cNvPr id="2137692232" name="図 1" descr="TC27 画像の代替テキスト"/>
                     <pic:cNvPicPr/>
                   </pic:nvPicPr>
                   <pic:blipFill>
@@ -409,7 +409,7 @@
       <w:r>
         <w:rPr>
           <w:b/>
-          <w:rPrChange w:id="6" w:author="test" w:date="2026-09-20T07:35:00Z" w16du:dateUtc="2026-09-19T22:35:00Z">
+          <w:rPrChange w:id="6" w:author="test" w:date="2026-09-20T09:30:00Z" w16du:dateUtc="2026-09-20T00:30:00Z">
             <w:rPr/>
           </w:rPrChange>
         </w:rPr>
@@ -422,7 +422,7 @@
       </w:r>
       <w:sdt>
         <w:sdtPr>
-          <w:id w:val="1180231497"/>
+          <w:id w:val="83435776"/>
           <w:placeholder>
             <w:docPart w:val="DefaultPlaceholder_-1854013440"/>
           </w:placeholder>
@@ -540,7 +540,7 @@
       <w:pPr>
         <w:pStyle w:val="1"/>
       </w:pPr>
-      <w:bookmarkStart w:id="7" w:name="_Toc240782173"/>
+      <w:bookmarkStart w:id="7" w:name="_Toc240789067"/>
       <w:r>
         <w:lastRenderedPageBreak/>
         <w:t>TC27-15 第2章（横向き・2段組み）</w:t>
@@ -661,7 +661,7 @@
 
 <file path=word/comments.xml><?xml version="1.0" encoding="utf-8"?>
 <w:comments xmlns:wpc="http://schemas.microsoft.com/office/word/2010/wordprocessingCanvas" xmlns:cx="http://schemas.microsoft.com/office/drawing/2014/chartex" xmlns:cx1="http://schemas.microsoft.com/office/drawing/2015/9/8/chartex" xmlns:cx2="http://schemas.microsoft.com/office/drawing/2015/10/21/chartex" xmlns:cx3="http://schemas.microsoft.com/office/drawing/2016/5/9/chartex" xmlns:cx4="http://schemas.microsoft.com/office/drawing/2016/5/10/chartex" xmlns:cx5="http://schemas.microsoft.com/office/drawing/2016/5/11/chartex" xmlns:cx6="http://schemas.microsoft.com/office/drawing/2016/5/12/chartex" xmlns:cx7="http://schemas.microsoft.com/office/drawing/2016/5/13/chartex" xmlns:cx8="http://schemas.microsoft.com/office/drawing/2016/5/14/chartex" xmlns:mc="http://schemas.openxmlformats.org/markup-compatibility/2006" xmlns:aink="http://schemas.microsoft.com/office/drawing/2016/ink" xmlns:am3d="http://schemas.microsoft.com/office/drawing/2017/model3d" xmlns:o="urn:schemas-microsoft-com:office:office" xmlns:oel="http://schemas.microsoft.com/office/2019/extlst" xmlns:r="http://schemas.openxmlformats.org/officeDocument/2006/relationships" xmlns:m="http://schemas.openxmlformats.org/officeDocument/2006/math" xmlns:v="urn:schemas-microsoft-com:vml" xmlns:wp14="http://schemas.microsoft.com/office/word/2010/wordprocessingDrawing" xmlns:wp="http://schemas.openxmlformats.org/drawingml/2006/wordprocessingDrawing" xmlns:w10="urn:schemas-microsoft-com:office:word" xmlns:w="http://schemas.openxmlformats.org/wordprocessingml/2006/main" xmlns:w14="http://schemas.microsoft.com/office/word/2010/wordml" xmlns:w15="http://schemas.microsoft.com/office/word/2012/wordml" xmlns:w16cex="http://schemas.microsoft.com/office/word/2018/wordml/cex" xmlns:w16cid="http://schemas.microsoft.com/office/word/2016/wordml/cid" xmlns:w16="http://schemas.microsoft.com/office/word/2018/wordml" xmlns:w16du="http://schemas.microsoft.com/office/word/2023/wordml/word16du" xmlns:w16sdtdh="http://schemas.microsoft.com/office/word/2020/wordml/sdtdatahash" xmlns:w16sdtfl="http://schemas.microsoft.com/office/word/2024/wordml/sdtformatlock" xmlns:w16se="http://schemas.microsoft.com/office/word/2015/wordml/symex" xmlns:wpg="http://schemas.microsoft.com/office/word/2010/wordprocessingGroup" xmlns:wpi="http://schemas.microsoft.com/office/word/2010/wordprocessingInk" xmlns:wne="http://schemas.microsoft.com/office/word/2006/wordml" xmlns:wps="http://schemas.microsoft.com/office/word/2010/wordprocessingShape" mc:Ignorable="w14 w15 w16se w16cid w16 w16cex w16sdtdh w16sdtfl w16du wp14">
-  <w:comment w:id="4" w:author="test" w:date="2026-09-20T07:35:00Z" w:initials="t">
+  <w:comment w:id="4" w:author="test" w:date="2026-09-20T09:30:00Z" w:initials="t">
     <w:p>
       <w:pPr>
         <w:pStyle w:val="ab"/>
@@ -677,7 +677,7 @@
       </w:r>
     </w:p>
   </w:comment>
-  <w:comment w:id="5" w:author="test" w:date="2026-09-20T07:35:00Z" w:initials="t">
+  <w:comment w:id="5" w:author="test" w:date="2026-09-20T09:30:00Z" w:initials="t">
     <w:p>
       <w:pPr>
         <w:pStyle w:val="ab"/>
@@ -698,22 +698,22 @@
 
 <file path=word/commentsExtended.xml><?xml version="1.0" encoding="utf-8"?>
 <w15:commentsEx xmlns:wpc="http://schemas.microsoft.com/office/word/2010/wordprocessingCanvas" xmlns:cx="http://schemas.microsoft.com/office/drawing/2014/chartex" xmlns:cx1="http://schemas.microsoft.com/office/drawing/2015/9/8/chartex" xmlns:cx2="http://schemas.microsoft.com/office/drawing/2015/10/21/chartex" xmlns:cx3="http://schemas.microsoft.com/office/drawing/2016/5/9/chartex" xmlns:cx4="http://schemas.microsoft.com/office/drawing/2016/5/10/chartex" xmlns:cx5="http://schemas.microsoft.com/office/drawing/2016/5/11/chartex" xmlns:cx6="http://schemas.microsoft.com/office/drawing/2016/5/12/chartex" xmlns:cx7="http://schemas.microsoft.com/office/drawing/2016/5/13/chartex" xmlns:cx8="http://schemas.microsoft.com/office/drawing/2016/5/14/chartex" xmlns:mc="http://schemas.openxmlformats.org/markup-compatibility/2006" xmlns:aink="http://schemas.microsoft.com/office/drawing/2016/ink" xmlns:am3d="http://schemas.microsoft.com/office/drawing/2017/model3d" xmlns:o="urn:schemas-microsoft-com:office:office" xmlns:oel="http://schemas.microsoft.com/office/2019/extlst" xmlns:r="http://schemas.openxmlformats.org/officeDocument/2006/relationships" xmlns:m="http://schemas.openxmlformats.org/officeDocument/2006/math" xmlns:v="urn:schemas-microsoft-com:vml" xmlns:wp14="http://schemas.microsoft.com/office/word/2010/wordprocessingDrawing" xmlns:wp="http://schemas.openxmlformats.org/drawingml/2006/wordprocessingDrawing" xmlns:w10="urn:schemas-microsoft-com:office:word" xmlns:w="http://schemas.openxmlformats.org/wordprocessingml/2006/main" xmlns:w14="http://schemas.microsoft.com/office/word/2010/wordml" xmlns:w15="http://schemas.microsoft.com/office/word/2012/wordml" xmlns:w16cex="http://schemas.microsoft.com/office/word/2018/wordml/cex" xmlns:w16cid="http://schemas.microsoft.com/office/word/2016/wordml/cid" xmlns:w16="http://schemas.microsoft.com/office/word/2018/wordml" xmlns:w16du="http://schemas.microsoft.com/office/word/2023/wordml/word16du" xmlns:w16sdtdh="http://schemas.microsoft.com/office/word/2020/wordml/sdtdatahash" xmlns:w16sdtfl="http://schemas.microsoft.com/office/word/2024/wordml/sdtformatlock" xmlns:w16se="http://schemas.microsoft.com/office/word/2015/wordml/symex" xmlns:wpg="http://schemas.microsoft.com/office/word/2010/wordprocessingGroup" xmlns:wpi="http://schemas.microsoft.com/office/word/2010/wordprocessingInk" xmlns:wne="http://schemas.microsoft.com/office/word/2006/wordml" xmlns:wps="http://schemas.microsoft.com/office/word/2010/wordprocessingShape" mc:Ignorable="w14 w15 w16se w16cid w16 w16cex w16sdtdh w16sdtfl w16du wp14">
-  <w15:commentEx w15:paraId="17986C9B" w15:done="0"/>
-  <w15:commentEx w15:paraId="59D46488" w15:paraIdParent="17986C9B" w15:done="0"/>
+  <w15:commentEx w15:paraId="727DCCC4" w15:done="0"/>
+  <w15:commentEx w15:paraId="43CBA712" w15:paraIdParent="727DCCC4" w15:done="0"/>
 </w15:commentsEx>
 </file>
 
 <file path=word/commentsExtensible.xml><?xml version="1.0" encoding="utf-8"?>
 <w16cex:commentsExtensible xmlns:wpc="http://schemas.microsoft.com/office/word/2010/wordprocessingCanvas" xmlns:cx="http://schemas.microsoft.com/office/drawing/2014/chartex" xmlns:cx1="http://schemas.microsoft.com/office/drawing/2015/9/8/chartex" xmlns:cx2="http://schemas.microsoft.com/office/drawing/2015/10/21/chartex" xmlns:cx3="http://schemas.microsoft.com/office/drawing/2016/5/9/chartex" xmlns:cx4="http://schemas.microsoft.com/office/drawing/2016/5/10/chartex" xmlns:cx5="http://schemas.microsoft.com/office/drawing/2016/5/11/chartex" xmlns:cx6="http://schemas.microsoft.com/office/drawing/2016/5/12/chartex" xmlns:cx7="http://schemas.microsoft.com/office/drawing/2016/5/13/chartex" xmlns:cx8="http://schemas.microsoft.com/office/drawing/2016/5/14/chartex" xmlns:cr="http://schemas.microsoft.com/office/comments/2020/reactions" xmlns:mc="http://schemas.openxmlformats.org/markup-compatibility/2006" xmlns:aink="http://schemas.microsoft.com/office/drawing/2016/ink" xmlns:am3d="http://schemas.microsoft.com/office/drawing/2017/model3d" xmlns:o="urn:schemas-microsoft-com:office:office" xmlns:oel="http://schemas.microsoft.com/office/2019/extlst" xmlns:r="http://schemas.openxmlformats.org/officeDocument/2006/relationships" xmlns:m="http://schemas.openxmlformats.org/officeDocument/2006/math" xmlns:v="urn:schemas-microsoft-com:vml" xmlns:wp14="http://schemas.microsoft.com/office/word/2010/wordprocessingDrawing" xmlns:wp="http://schemas.openxmlformats.org/drawingml/2006/wordprocessingDrawing" xmlns:w10="urn:schemas-microsoft-com:office:word" xmlns:w="http://schemas.openxmlformats.org/wordprocessingml/2006/main" xmlns:w14="http://schemas.microsoft.com/office/word/2010/wordml" xmlns:w15="http://schemas.microsoft.com/office/word/2012/wordml" xmlns:w16cex="http://schemas.microsoft.com/office/word/2018/wordml/cex" xmlns:w16cid="http://schemas.microsoft.com/office/word/2016/wordml/cid" xmlns:w16="http://schemas.microsoft.com/office/word/2018/wordml" xmlns:w16du="http://schemas.microsoft.com/office/word/2023/wordml/word16du" xmlns:w16sdtdh="http://schemas.microsoft.com/office/word/2020/wordml/sdtdatahash" xmlns:w16sdtfl="http://schemas.microsoft.com/office/word/2024/wordml/sdtformatlock" xmlns:w16se="http://schemas.microsoft.com/office/word/2015/wordml/symex" xmlns:wpg="http://schemas.microsoft.com/office/word/2010/wordprocessingGroup" xmlns:wpi="http://schemas.microsoft.com/office/word/2010/wordprocessingInk" xmlns:wne="http://schemas.microsoft.com/office/word/2006/wordml" xmlns:wps="http://schemas.microsoft.com/office/word/2010/wordprocessingShape" mc:Ignorable="w14 w15 w16se w16cid w16 w16cex w16sdtdh w16sdtfl cr w16du wp14">
-  <w16cex:commentExtensible w16cex:durableId="72C860B3" w16cex:dateUtc="2026-09-19T22:35:00Z"/>
-  <w16cex:commentExtensible w16cex:durableId="7A193E11" w16cex:dateUtc="2026-09-19T22:35:00Z"/>
+  <w16cex:commentExtensible w16cex:durableId="6EC8DA79" w16cex:dateUtc="2026-09-20T00:30:00Z"/>
+  <w16cex:commentExtensible w16cex:durableId="49BF39E6" w16cex:dateUtc="2026-09-20T00:30:00Z"/>
 </w16cex:commentsExtensible>
 </file>
 
 <file path=word/commentsIds.xml><?xml version="1.0" encoding="utf-8"?>
 <w16cid:commentsIds xmlns:wpc="http://schemas.microsoft.com/office/word/2010/wordprocessingCanvas" xmlns:cx="http://schemas.microsoft.com/office/drawing/2014/chartex" xmlns:cx1="http://schemas.microsoft.com/office/drawing/2015/9/8/chartex" xmlns:cx2="http://schemas.microsoft.com/office/drawing/2015/10/21/chartex" xmlns:cx3="http://schemas.microsoft.com/office/drawing/2016/5/9/chartex" xmlns:cx4="http://schemas.microsoft.com/office/drawing/2016/5/10/chartex" xmlns:cx5="http://schemas.microsoft.com/office/drawing/2016/5/11/chartex" xmlns:cx6="http://schemas.microsoft.com/office/drawing/2016/5/12/chartex" xmlns:cx7="http://schemas.microsoft.com/office/drawing/2016/5/13/chartex" xmlns:cx8="http://schemas.microsoft.com/office/drawing/2016/5/14/chartex" xmlns:mc="http://schemas.openxmlformats.org/markup-compatibility/2006" xmlns:aink="http://schemas.microsoft.com/office/drawing/2016/ink" xmlns:am3d="http://schemas.microsoft.com/office/drawing/2017/model3d" xmlns:o="urn:schemas-microsoft-com:office:office" xmlns:oel="http://schemas.microsoft.com/office/2019/extlst" xmlns:r="http://schemas.openxmlformats.org/officeDocument/2006/relationships" xmlns:m="http://schemas.openxmlformats.org/officeDocument/2006/math" xmlns:v="urn:schemas-microsoft-com:vml" xmlns:wp14="http://schemas.microsoft.com/office/word/2010/wordprocessingDrawing" xmlns:wp="http://schemas.openxmlformats.org/drawingml/2006/wordprocessingDrawing" xmlns:w10="urn:schemas-microsoft-com:office:word" xmlns:w="http://schemas.openxmlformats.org/wordprocessingml/2006/main" xmlns:w14="http://schemas.microsoft.com/office/word/2010/wordml" xmlns:w15="http://schemas.microsoft.com/office/word/2012/wordml" xmlns:w16cex="http://schemas.microsoft.com/office/word/2018/wordml/cex" xmlns:w16cid="http://schemas.microsoft.com/office/word/2016/wordml/cid" xmlns:w16="http://schemas.microsoft.com/office/word/2018/wordml" xmlns:w16du="http://schemas.microsoft.com/office/word/2023/wordml/word16du" xmlns:w16sdtdh="http://schemas.microsoft.com/office/word/2020/wordml/sdtdatahash" xmlns:w16sdtfl="http://schemas.microsoft.com/office/word/2024/wordml/sdtformatlock" xmlns:w16se="http://schemas.microsoft.com/office/word/2015/wordml/symex" xmlns:wpg="http://schemas.microsoft.com/office/word/2010/wordprocessingGroup" xmlns:wpi="http://schemas.microsoft.com/office/word/2010/wordprocessingInk" xmlns:wne="http://schemas.microsoft.com/office/word/2006/wordml" xmlns:wps="http://schemas.microsoft.com/office/word/2010/wordprocessingShape" mc:Ignorable="w14 w15 w16se w16cid w16 w16cex w16sdtdh w16sdtfl w16du wp14">
-  <w16cid:commentId w16cid:paraId="17986C9B" w16cid:durableId="72C860B3"/>
-  <w16cid:commentId w16cid:paraId="59D46488" w16cid:durableId="7A193E11"/>
+  <w16cid:commentId w16cid:paraId="727DCCC4" w16cid:durableId="6EC8DA79"/>
+  <w16cid:commentId w16cid:paraId="43CBA712" w16cid:durableId="49BF39E6"/>
 </w16cid:commentsIds>
 </file>
 
@@ -834,7 +834,7 @@
 <file path=word/numbering.xml><?xml version="1.0" encoding="utf-8"?>
 <w:numbering xmlns:wpc="http://schemas.microsoft.com/office/word/2010/wordprocessingCanvas" xmlns:cx="http://schemas.microsoft.com/office/drawing/2014/chartex" xmlns:cx1="http://schemas.microsoft.com/office/drawing/2015/9/8/chartex" xmlns:cx2="http://schemas.microsoft.com/office/drawing/2015/10/21/chartex" xmlns:cx3="http://schemas.microsoft.com/office/drawing/2016/5/9/chartex" xmlns:cx4="http://schemas.microsoft.com/office/drawing/2016/5/10/chartex" xmlns:cx5="http://schemas.microsoft.com/office/drawing/2016/5/11/chartex" xmlns:cx6="http://schemas.microsoft.com/office/drawing/2016/5/12/chartex" xmlns:cx7="http://schemas.microsoft.com/office/drawing/2016/5/13/chartex" xmlns:cx8="http://schemas.microsoft.com/office/drawing/2016/5/14/chartex" xmlns:mc="http://schemas.openxmlformats.org/markup-compatibility/2006" xmlns:aink="http://schemas.microsoft.com/office/drawing/2016/ink" xmlns:am3d="http://schemas.microsoft.com/office/drawing/2017/model3d" xmlns:o="urn:schemas-microsoft-com:office:office" xmlns:oel="http://schemas.microsoft.com/office/2019/extlst" xmlns:r="http://schemas.openxmlformats.org/officeDocument/2006/relationships" xmlns:m="http://schemas.openxmlformats.org/officeDocument/2006/math" xmlns:v="urn:schemas-microsoft-com:vml" xmlns:wp14="http://schemas.microsoft.com/office/word/2010/wordprocessingDrawing" xmlns:wp="http://schemas.openxmlformats.org/drawingml/2006/wordprocessingDrawing" xmlns:w10="urn:schemas-microsoft-com:office:word" xmlns:w="http://schemas.openxmlformats.org/wordprocessingml/2006/main" xmlns:w14="http://schemas.microsoft.com/office/word/2010/wordml" xmlns:w15="http://schemas.microsoft.com/office/word/2012/wordml" xmlns:w16cex="http://schemas.microsoft.com/office/word/2018/wordml/cex" xmlns:w16cid="http://schemas.microsoft.com/office/word/2016/wordml/cid" xmlns:w16="http://schemas.microsoft.com/office/word/2018/wordml" xmlns:w16du="http://schemas.microsoft.com/office/word/2023/wordml/word16du" xmlns:w16sdtdh="http://schemas.microsoft.com/office/word/2020/wordml/sdtdatahash" xmlns:w16sdtfl="http://schemas.microsoft.com/office/word/2024/wordml/sdtformatlock" xmlns:w16se="http://schemas.microsoft.com/office/word/2015/wordml/symex" xmlns:wpg="http://schemas.microsoft.com/office/word/2010/wordprocessingGroup" xmlns:wpi="http://schemas.microsoft.com/office/word/2010/wordprocessingInk" xmlns:wne="http://schemas.microsoft.com/office/word/2006/wordml" xmlns:wps="http://schemas.microsoft.com/office/word/2010/wordprocessingShape" mc:Ignorable="w14 w15 w16se w16cid w16 w16cex w16sdtdh w16sdtfl w16du wp14">
   <w:abstractNum w:abstractNumId="0" w15:restartNumberingAfterBreak="0">
-    <w:nsid w:val="46E92647"/>
+    <w:nsid w:val="5CF61CA6"/>
     <w:multiLevelType w:val="multilevel"/>
     <w:tmpl w:val="0409001D"/>
     <w:lvl w:ilvl="0">
@@ -919,7 +919,7 @@
       </w:pPr>
     </w:lvl>
   </w:abstractNum>
-  <w:num w:numId="1" w16cid:durableId="158355479">
+  <w:num w:numId="1" w16cid:durableId="1318222571">
     <w:abstractNumId w:val="0"/>
   </w:num>
 </w:numbering>
@@ -1340,7 +1340,7 @@
     <w:link w:val="10"/>
     <w:uiPriority w:val="9"/>
     <w:qFormat/>
-    <w:rsid w:val="0081686C"/>
+    <w:rsid w:val="001F19DE"/>
     <w:pPr>
       <w:keepNext/>
       <w:keepLines/>
@@ -1362,7 +1362,7 @@
     <w:uiPriority w:val="9"/>
     <w:unhideWhenUsed/>
     <w:qFormat/>
-    <w:rsid w:val="0081686C"/>
+    <w:rsid w:val="001F19DE"/>
     <w:pPr>
       <w:keepNext/>
       <w:keepLines/>
@@ -1385,7 +1385,7 @@
     <w:semiHidden/>
     <w:unhideWhenUsed/>
     <w:qFormat/>
-    <w:rsid w:val="0081686C"/>
+    <w:rsid w:val="001F19DE"/>
     <w:pPr>
       <w:keepNext/>
       <w:keepLines/>
@@ -1407,7 +1407,7 @@
     <w:semiHidden/>
     <w:unhideWhenUsed/>
     <w:qFormat/>
-    <w:rsid w:val="0081686C"/>
+    <w:rsid w:val="001F19DE"/>
     <w:pPr>
       <w:keepNext/>
       <w:keepLines/>
@@ -1428,7 +1428,7 @@
     <w:semiHidden/>
     <w:unhideWhenUsed/>
     <w:qFormat/>
-    <w:rsid w:val="0081686C"/>
+    <w:rsid w:val="001F19DE"/>
     <w:pPr>
       <w:keepNext/>
       <w:keepLines/>
@@ -1450,7 +1450,7 @@
     <w:semiHidden/>
     <w:unhideWhenUsed/>
     <w:qFormat/>
-    <w:rsid w:val="0081686C"/>
+    <w:rsid w:val="001F19DE"/>
     <w:pPr>
       <w:keepNext/>
       <w:keepLines/>
@@ -1472,7 +1472,7 @@
     <w:semiHidden/>
     <w:unhideWhenUsed/>
     <w:qFormat/>
-    <w:rsid w:val="0081686C"/>
+    <w:rsid w:val="001F19DE"/>
     <w:pPr>
       <w:keepNext/>
       <w:keepLines/>
@@ -1494,7 +1494,7 @@
     <w:semiHidden/>
     <w:unhideWhenUsed/>
     <w:qFormat/>
-    <w:rsid w:val="0081686C"/>
+    <w:rsid w:val="001F19DE"/>
     <w:pPr>
       <w:keepNext/>
       <w:keepLines/>
@@ -1516,7 +1516,7 @@
     <w:semiHidden/>
     <w:unhideWhenUsed/>
     <w:qFormat/>
-    <w:rsid w:val="0081686C"/>
+    <w:rsid w:val="001F19DE"/>
     <w:pPr>
       <w:keepNext/>
       <w:keepLines/>
@@ -1561,7 +1561,7 @@
     <w:basedOn w:val="a0"/>
     <w:link w:val="1"/>
     <w:uiPriority w:val="9"/>
-    <w:rsid w:val="0081686C"/>
+    <w:rsid w:val="001F19DE"/>
     <w:rPr>
       <w:rFonts w:asciiTheme="majorHAnsi" w:eastAsiaTheme="majorEastAsia" w:hAnsiTheme="majorHAnsi" w:cstheme="majorBidi"/>
       <w:color w:val="000000" w:themeColor="text1"/>
@@ -1574,7 +1574,7 @@
     <w:basedOn w:val="a0"/>
     <w:link w:val="2"/>
     <w:uiPriority w:val="9"/>
-    <w:rsid w:val="0081686C"/>
+    <w:rsid w:val="001F19DE"/>
     <w:rPr>
       <w:rFonts w:asciiTheme="majorHAnsi" w:eastAsiaTheme="majorEastAsia" w:hAnsiTheme="majorHAnsi" w:cstheme="majorBidi"/>
       <w:color w:val="000000" w:themeColor="text1"/>
@@ -1588,7 +1588,7 @@
     <w:link w:val="3"/>
     <w:uiPriority w:val="9"/>
     <w:semiHidden/>
-    <w:rsid w:val="0081686C"/>
+    <w:rsid w:val="001F19DE"/>
     <w:rPr>
       <w:rFonts w:asciiTheme="majorHAnsi" w:eastAsiaTheme="majorEastAsia" w:hAnsiTheme="majorHAnsi" w:cstheme="majorBidi"/>
       <w:color w:val="000000" w:themeColor="text1"/>
@@ -1601,7 +1601,7 @@
     <w:link w:val="4"/>
     <w:uiPriority w:val="9"/>
     <w:semiHidden/>
-    <w:rsid w:val="0081686C"/>
+    <w:rsid w:val="001F19DE"/>
     <w:rPr>
       <w:rFonts w:asciiTheme="majorHAnsi" w:eastAsiaTheme="majorEastAsia" w:hAnsiTheme="majorHAnsi" w:cstheme="majorBidi"/>
       <w:color w:val="000000" w:themeColor="text1"/>
@@ -1613,7 +1613,7 @@
     <w:link w:val="5"/>
     <w:uiPriority w:val="9"/>
     <w:semiHidden/>
-    <w:rsid w:val="0081686C"/>
+    <w:rsid w:val="001F19DE"/>
     <w:rPr>
       <w:rFonts w:asciiTheme="majorHAnsi" w:eastAsiaTheme="majorEastAsia" w:hAnsiTheme="majorHAnsi" w:cstheme="majorBidi"/>
       <w:color w:val="000000" w:themeColor="text1"/>
@@ -1625,7 +1625,7 @@
     <w:link w:val="6"/>
     <w:uiPriority w:val="9"/>
     <w:semiHidden/>
-    <w:rsid w:val="0081686C"/>
+    <w:rsid w:val="001F19DE"/>
     <w:rPr>
       <w:rFonts w:asciiTheme="majorHAnsi" w:eastAsiaTheme="majorEastAsia" w:hAnsiTheme="majorHAnsi" w:cstheme="majorBidi"/>
       <w:color w:val="000000" w:themeColor="text1"/>
@@ -1637,7 +1637,7 @@
     <w:link w:val="7"/>
     <w:uiPriority w:val="9"/>
     <w:semiHidden/>
-    <w:rsid w:val="0081686C"/>
+    <w:rsid w:val="001F19DE"/>
     <w:rPr>
       <w:rFonts w:asciiTheme="majorHAnsi" w:eastAsiaTheme="majorEastAsia" w:hAnsiTheme="majorHAnsi" w:cstheme="majorBidi"/>
       <w:color w:val="000000" w:themeColor="text1"/>
@@ -1649,7 +1649,7 @@
     <w:link w:val="8"/>
     <w:uiPriority w:val="9"/>
     <w:semiHidden/>
-    <w:rsid w:val="0081686C"/>
+    <w:rsid w:val="001F19DE"/>
     <w:rPr>
       <w:rFonts w:asciiTheme="majorHAnsi" w:eastAsiaTheme="majorEastAsia" w:hAnsiTheme="majorHAnsi" w:cstheme="majorBidi"/>
       <w:color w:val="000000" w:themeColor="text1"/>
@@ -1661,7 +1661,7 @@
     <w:link w:val="9"/>
     <w:uiPriority w:val="9"/>
     <w:semiHidden/>
-    <w:rsid w:val="0081686C"/>
+    <w:rsid w:val="001F19DE"/>
     <w:rPr>
       <w:rFonts w:asciiTheme="majorHAnsi" w:eastAsiaTheme="majorEastAsia" w:hAnsiTheme="majorHAnsi" w:cstheme="majorBidi"/>
       <w:color w:val="000000" w:themeColor="text1"/>
@@ -1674,7 +1674,7 @@
     <w:link w:val="a4"/>
     <w:uiPriority w:val="10"/>
     <w:qFormat/>
-    <w:rsid w:val="0081686C"/>
+    <w:rsid w:val="001F19DE"/>
     <w:pPr>
       <w:spacing w:after="80"/>
       <w:contextualSpacing/>
@@ -1693,7 +1693,7 @@
     <w:basedOn w:val="a0"/>
     <w:link w:val="a3"/>
     <w:uiPriority w:val="10"/>
-    <w:rsid w:val="0081686C"/>
+    <w:rsid w:val="001F19DE"/>
     <w:rPr>
       <w:rFonts w:asciiTheme="majorHAnsi" w:eastAsiaTheme="majorEastAsia" w:hAnsiTheme="majorHAnsi" w:cstheme="majorBidi"/>
       <w:spacing w:val="-10"/>
@@ -1709,7 +1709,7 @@
     <w:link w:val="a6"/>
     <w:uiPriority w:val="11"/>
     <w:qFormat/>
-    <w:rsid w:val="0081686C"/>
+    <w:rsid w:val="001F19DE"/>
     <w:pPr>
       <w:numPr>
         <w:ilvl w:val="1"/>
@@ -1730,7 +1730,7 @@
     <w:basedOn w:val="a0"/>
     <w:link w:val="a5"/>
     <w:uiPriority w:val="11"/>
-    <w:rsid w:val="0081686C"/>
+    <w:rsid w:val="001F19DE"/>
     <w:rPr>
       <w:rFonts w:asciiTheme="majorHAnsi" w:eastAsiaTheme="majorEastAsia" w:hAnsiTheme="majorHAnsi" w:cstheme="majorBidi"/>
       <w:color w:val="595959" w:themeColor="text1" w:themeTint="A6"/>
@@ -1746,7 +1746,7 @@
     <w:link w:val="a8"/>
     <w:uiPriority w:val="29"/>
     <w:qFormat/>
-    <w:rsid w:val="0081686C"/>
+    <w:rsid w:val="001F19DE"/>
     <w:pPr>
       <w:spacing w:before="160" w:after="160"/>
       <w:jc w:val="center"/>
@@ -1762,7 +1762,7 @@
     <w:basedOn w:val="a0"/>
     <w:link w:val="a7"/>
     <w:uiPriority w:val="29"/>
-    <w:rsid w:val="0081686C"/>
+    <w:rsid w:val="001F19DE"/>
     <w:rPr>
       <w:i/>
       <w:iCs/>
@@ -1774,7 +1774,7 @@
     <w:basedOn w:val="a"/>
     <w:uiPriority w:val="34"/>
     <w:qFormat/>
-    <w:rsid w:val="0081686C"/>
+    <w:rsid w:val="001F19DE"/>
     <w:pPr>
       <w:ind w:left="720"/>
       <w:contextualSpacing/>
@@ -1785,7 +1785,7 @@
     <w:basedOn w:val="a0"/>
     <w:uiPriority w:val="21"/>
     <w:qFormat/>
-    <w:rsid w:val="0081686C"/>
+    <w:rsid w:val="001F19DE"/>
     <w:rPr>
       <w:i/>
       <w:iCs/>
@@ -1799,7 +1799,7 @@
     <w:link w:val="23"/>
     <w:uiPriority w:val="30"/>
     <w:qFormat/>
-    <w:rsid w:val="0081686C"/>
+    <w:rsid w:val="001F19DE"/>
     <w:pPr>
       <w:pBdr>
         <w:top w:val="single" w:sz="4" w:space="10" w:color="0F4761" w:themeColor="accent1" w:themeShade="BF"/>
@@ -1820,7 +1820,7 @@
     <w:basedOn w:val="a0"/>
     <w:link w:val="22"/>
     <w:uiPriority w:val="30"/>
-    <w:rsid w:val="0081686C"/>
+    <w:rsid w:val="001F19DE"/>
     <w:rPr>
       <w:i/>
       <w:iCs/>
@@ -1832,7 +1832,7 @@
     <w:basedOn w:val="a0"/>
     <w:uiPriority w:val="32"/>
     <w:qFormat/>
-    <w:rsid w:val="0081686C"/>
+    <w:rsid w:val="001F19DE"/>
     <w:rPr>
       <w:b/>
       <w:bCs/>
@@ -1848,7 +1848,7 @@
     <w:autoRedefine/>
     <w:uiPriority w:val="39"/>
     <w:unhideWhenUsed/>
-    <w:rsid w:val="0081686C"/>
+    <w:rsid w:val="001F19DE"/>
   </w:style>
   <w:style w:type="character" w:styleId="aa">
     <w:name w:val="annotation reference"/>
@@ -1856,7 +1856,7 @@
     <w:uiPriority w:val="99"/>
     <w:semiHidden/>
     <w:unhideWhenUsed/>
-    <w:rsid w:val="0081686C"/>
+    <w:rsid w:val="001F19DE"/>
     <w:rPr>
       <w:sz w:val="18"/>
       <w:szCs w:val="18"/>
@@ -1869,7 +1869,7 @@
     <w:uiPriority w:val="99"/>
     <w:semiHidden/>
     <w:unhideWhenUsed/>
-    <w:rsid w:val="0081686C"/>
+    <w:rsid w:val="001F19DE"/>
   </w:style>
   <w:style w:type="character" w:customStyle="1" w:styleId="ac">
     <w:name w:val="コメント文字列 (文字)"/>
@@ -1877,7 +1877,7 @@
     <w:link w:val="ab"/>
     <w:uiPriority w:val="99"/>
     <w:semiHidden/>
-    <w:rsid w:val="0081686C"/>
+    <w:rsid w:val="001F19DE"/>
   </w:style>
   <w:style w:type="paragraph" w:styleId="ad">
     <w:name w:val="annotation subject"/>
@@ -1887,7 +1887,7 @@
     <w:uiPriority w:val="99"/>
     <w:semiHidden/>
     <w:unhideWhenUsed/>
-    <w:rsid w:val="0081686C"/>
+    <w:rsid w:val="001F19DE"/>
     <w:rPr>
       <w:b/>
       <w:bCs/>
@@ -1899,7 +1899,7 @@
     <w:link w:val="ad"/>
     <w:uiPriority w:val="99"/>
     <w:semiHidden/>
-    <w:rsid w:val="0081686C"/>
+    <w:rsid w:val="001F19DE"/>
     <w:rPr>
       <w:b/>
       <w:bCs/>
@@ -1910,14 +1910,14 @@
     <w:hidden/>
     <w:uiPriority w:val="99"/>
     <w:semiHidden/>
-    <w:rsid w:val="0081686C"/>
+    <w:rsid w:val="001F19DE"/>
   </w:style>
   <w:style w:type="character" w:styleId="af0">
     <w:name w:val="Placeholder Text"/>
     <w:basedOn w:val="a0"/>
     <w:uiPriority w:val="99"/>
     <w:semiHidden/>
-    <w:rsid w:val="0081686C"/>
+    <w:rsid w:val="001F19DE"/>
     <w:rPr>
       <w:color w:val="666666"/>
     </w:rPr>
@@ -1928,7 +1928,7 @@
     <w:link w:val="af2"/>
     <w:uiPriority w:val="99"/>
     <w:unhideWhenUsed/>
-    <w:rsid w:val="0081686C"/>
+    <w:rsid w:val="001F19DE"/>
     <w:pPr>
       <w:tabs>
         <w:tab w:val="center" w:pos="4252"/>
@@ -1942,7 +1942,7 @@
     <w:basedOn w:val="a0"/>
     <w:link w:val="af1"/>
     <w:uiPriority w:val="99"/>
-    <w:rsid w:val="0081686C"/>
+    <w:rsid w:val="001F19DE"/>
   </w:style>
   <w:style w:type="paragraph" w:styleId="af3">
     <w:name w:val="footer"/>
@@ -1950,7 +1950,7 @@
     <w:link w:val="af4"/>
     <w:uiPriority w:val="99"/>
     <w:unhideWhenUsed/>
-    <w:rsid w:val="0081686C"/>
+    <w:rsid w:val="001F19DE"/>
     <w:pPr>
       <w:tabs>
         <w:tab w:val="center" w:pos="4252"/>
@@ -1964,7 +1964,7 @@
     <w:basedOn w:val="a0"/>
     <w:link w:val="af3"/>
     <w:uiPriority w:val="99"/>
-    <w:rsid w:val="0081686C"/>
+    <w:rsid w:val="001F19DE"/>
   </w:style>
   <w:style w:type="paragraph" w:styleId="25">
     <w:name w:val="toc 2"/>
@@ -1973,7 +1973,7 @@
     <w:autoRedefine/>
     <w:uiPriority w:val="39"/>
     <w:unhideWhenUsed/>
-    <w:rsid w:val="0081686C"/>
+    <w:rsid w:val="001F19DE"/>
     <w:pPr>
       <w:ind w:leftChars="100" w:left="210"/>
     </w:pPr>
@@ -1997,7 +1997,7 @@
         <w:behaviors>
           <w:behavior w:val="content"/>
         </w:behaviors>
-        <w:guid w:val="{CE6A1133-D00F-4EBA-AF2A-0190D4A39728}"/>
+        <w:guid w:val="{7837D3E2-903C-4EDD-A644-C88CB81BC762}"/>
       </w:docPartPr>
       <w:docPartBody>
         <w:p>
@@ -2072,10 +2072,10 @@
     <w:compatSetting w:name="useWord2013TrackBottomHyphenation" w:uri="http://schemas.microsoft.com/office/word" w:val="0"/>
   </w:compat>
   <w:rsids>
-    <w:rsidRoot w:val="00413788"/>
-    <w:rsid w:val="00413788"/>
-    <w:rsid w:val="004C508B"/>
-    <w:rsid w:val="006C362A"/>
+    <w:rsidRoot w:val="00C6430E"/>
+    <w:rsid w:val="00291F22"/>
+    <w:rsid w:val="004F5B96"/>
+    <w:rsid w:val="00C6430E"/>
   </w:rsids>
   <m:mathPr>
     <m:mathFont m:val="Cambria Math"/>
@@ -2530,7 +2530,7 @@
     <w:basedOn w:val="a0"/>
     <w:uiPriority w:val="99"/>
     <w:semiHidden/>
-    <w:rsid w:val="00413788"/>
+    <w:rsid w:val="00C6430E"/>
     <w:rPr>
       <w:color w:val="666666"/>
     </w:rPr>
